--- a/Homework_1/homework_1_salme_hollas.docx
+++ b/Homework_1/homework_1_salme_hollas.docx
@@ -48,6 +48,43 @@
       </w:pPr>
       <w:r>
         <w:t>The mean is the average of all five exam scores. It is calculated by adding all the scores together and dividing by the number of scores.</w:t>
+      </w:r>
+    </w:p>
+    <w:p>
+      <w:pPr>
+        <w:jc w:val="both"/>
+      </w:pPr>
+    </w:p>
+    <w:p>
+      <w:pPr>
+        <w:jc w:val="both"/>
+      </w:pPr>
+      <w:r>
+        <w:t>Problem 2 – Median and Standard Deviation</w:t>
+      </w:r>
+    </w:p>
+    <w:p>
+      <w:pPr>
+        <w:jc w:val="both"/>
+      </w:pPr>
+      <w:r>
+        <w:t>Median = 84</w:t>
+      </w:r>
+    </w:p>
+    <w:p>
+      <w:pPr>
+        <w:jc w:val="both"/>
+      </w:pPr>
+      <w:r>
+        <w:t>Standard Deviation = 9.617692</w:t>
+      </w:r>
+    </w:p>
+    <w:p>
+      <w:pPr>
+        <w:jc w:val="both"/>
+      </w:pPr>
+      <w:r>
+        <w:t>The median is the middle value when the scores are arranged from the smallest to largest. The standard deviation shows how much the scores vary around the mean.</w:t>
       </w:r>
     </w:p>
     <w:sectPr>

--- a/Homework_1/homework_1_salme_hollas.docx
+++ b/Homework_1/homework_1_salme_hollas.docx
@@ -5,16 +5,32 @@
     <w:p>
       <w:pPr>
         <w:jc w:val="both"/>
+        <w:rPr>
+          <w:b/>
+          <w:bCs/>
+        </w:rPr>
       </w:pPr>
       <w:r>
+        <w:rPr>
+          <w:b/>
+          <w:bCs/>
+        </w:rPr>
         <w:t>Salme Hollas</w:t>
       </w:r>
     </w:p>
     <w:p>
       <w:pPr>
         <w:jc w:val="both"/>
+        <w:rPr>
+          <w:b/>
+          <w:bCs/>
+        </w:rPr>
       </w:pPr>
       <w:r>
+        <w:rPr>
+          <w:b/>
+          <w:bCs/>
+        </w:rPr>
         <w:t>Homework 1 – R Programming and Git</w:t>
       </w:r>
     </w:p>
@@ -54,6 +70,59 @@
       <w:pPr>
         <w:jc w:val="both"/>
       </w:pPr>
+      <w:r>
+        <w:rPr>
+          <w:noProof/>
+        </w:rPr>
+        <w:drawing>
+          <wp:inline distT="0" distB="0" distL="0" distR="0" wp14:anchorId="32D0AF24" wp14:editId="48FF172D">
+            <wp:extent cx="3612995" cy="1838120"/>
+            <wp:effectExtent l="0" t="0" r="6985" b="0"/>
+            <wp:docPr id="1926382889" name="Picture 1"/>
+            <wp:cNvGraphicFramePr>
+              <a:graphicFrameLocks xmlns:a="http://schemas.openxmlformats.org/drawingml/2006/main" noChangeAspect="1"/>
+            </wp:cNvGraphicFramePr>
+            <a:graphic xmlns:a="http://schemas.openxmlformats.org/drawingml/2006/main">
+              <a:graphicData uri="http://schemas.openxmlformats.org/drawingml/2006/picture">
+                <pic:pic xmlns:pic="http://schemas.openxmlformats.org/drawingml/2006/picture">
+                  <pic:nvPicPr>
+                    <pic:cNvPr id="0" name="Picture 1"/>
+                    <pic:cNvPicPr>
+                      <a:picLocks noChangeAspect="1" noChangeArrowheads="1"/>
+                    </pic:cNvPicPr>
+                  </pic:nvPicPr>
+                  <pic:blipFill>
+                    <a:blip r:embed="rId4" cstate="print">
+                      <a:extLst>
+                        <a:ext uri="{28A0092B-C50C-407E-A947-70E740481C1C}">
+                          <a14:useLocalDpi xmlns:a14="http://schemas.microsoft.com/office/drawing/2010/main" val="0"/>
+                        </a:ext>
+                      </a:extLst>
+                    </a:blip>
+                    <a:srcRect/>
+                    <a:stretch>
+                      <a:fillRect/>
+                    </a:stretch>
+                  </pic:blipFill>
+                  <pic:spPr bwMode="auto">
+                    <a:xfrm>
+                      <a:off x="0" y="0"/>
+                      <a:ext cx="3676534" cy="1870446"/>
+                    </a:xfrm>
+                    <a:prstGeom prst="rect">
+                      <a:avLst/>
+                    </a:prstGeom>
+                    <a:noFill/>
+                    <a:ln>
+                      <a:noFill/>
+                    </a:ln>
+                  </pic:spPr>
+                </pic:pic>
+              </a:graphicData>
+            </a:graphic>
+          </wp:inline>
+        </w:drawing>
+      </w:r>
     </w:p>
     <w:p>
       <w:pPr>
@@ -85,6 +154,122 @@
       </w:pPr>
       <w:r>
         <w:t>The median is the middle value when the scores are arranged from the smallest to largest. The standard deviation shows how much the scores vary around the mean.</w:t>
+      </w:r>
+    </w:p>
+    <w:p>
+      <w:pPr>
+        <w:jc w:val="both"/>
+      </w:pPr>
+      <w:r>
+        <w:rPr>
+          <w:noProof/>
+        </w:rPr>
+        <w:drawing>
+          <wp:inline distT="0" distB="0" distL="0" distR="0" wp14:anchorId="3582F690" wp14:editId="4BF31F28">
+            <wp:extent cx="3760240" cy="1694985"/>
+            <wp:effectExtent l="0" t="0" r="0" b="635"/>
+            <wp:docPr id="621540899" name="Picture 2"/>
+            <wp:cNvGraphicFramePr>
+              <a:graphicFrameLocks xmlns:a="http://schemas.openxmlformats.org/drawingml/2006/main" noChangeAspect="1"/>
+            </wp:cNvGraphicFramePr>
+            <a:graphic xmlns:a="http://schemas.openxmlformats.org/drawingml/2006/main">
+              <a:graphicData uri="http://schemas.openxmlformats.org/drawingml/2006/picture">
+                <pic:pic xmlns:pic="http://schemas.openxmlformats.org/drawingml/2006/picture">
+                  <pic:nvPicPr>
+                    <pic:cNvPr id="0" name="Picture 2"/>
+                    <pic:cNvPicPr>
+                      <a:picLocks noChangeAspect="1" noChangeArrowheads="1"/>
+                    </pic:cNvPicPr>
+                  </pic:nvPicPr>
+                  <pic:blipFill>
+                    <a:blip r:embed="rId5" cstate="print">
+                      <a:extLst>
+                        <a:ext uri="{28A0092B-C50C-407E-A947-70E740481C1C}">
+                          <a14:useLocalDpi xmlns:a14="http://schemas.microsoft.com/office/drawing/2010/main" val="0"/>
+                        </a:ext>
+                      </a:extLst>
+                    </a:blip>
+                    <a:srcRect/>
+                    <a:stretch>
+                      <a:fillRect/>
+                    </a:stretch>
+                  </pic:blipFill>
+                  <pic:spPr bwMode="auto">
+                    <a:xfrm>
+                      <a:off x="0" y="0"/>
+                      <a:ext cx="3781246" cy="1704454"/>
+                    </a:xfrm>
+                    <a:prstGeom prst="rect">
+                      <a:avLst/>
+                    </a:prstGeom>
+                    <a:noFill/>
+                    <a:ln>
+                      <a:noFill/>
+                    </a:ln>
+                  </pic:spPr>
+                </pic:pic>
+              </a:graphicData>
+            </a:graphic>
+          </wp:inline>
+        </w:drawing>
+      </w:r>
+    </w:p>
+    <w:p>
+      <w:pPr>
+        <w:jc w:val="both"/>
+      </w:pPr>
+      <w:r>
+        <w:rPr>
+          <w:noProof/>
+        </w:rPr>
+        <w:drawing>
+          <wp:inline distT="0" distB="0" distL="0" distR="0" wp14:anchorId="4856CD93" wp14:editId="0D172500">
+            <wp:extent cx="3763537" cy="1435834"/>
+            <wp:effectExtent l="0" t="0" r="8890" b="0"/>
+            <wp:docPr id="637753338" name="Picture 3"/>
+            <wp:cNvGraphicFramePr>
+              <a:graphicFrameLocks xmlns:a="http://schemas.openxmlformats.org/drawingml/2006/main" noChangeAspect="1"/>
+            </wp:cNvGraphicFramePr>
+            <a:graphic xmlns:a="http://schemas.openxmlformats.org/drawingml/2006/main">
+              <a:graphicData uri="http://schemas.openxmlformats.org/drawingml/2006/picture">
+                <pic:pic xmlns:pic="http://schemas.openxmlformats.org/drawingml/2006/picture">
+                  <pic:nvPicPr>
+                    <pic:cNvPr id="0" name="Picture 3"/>
+                    <pic:cNvPicPr>
+                      <a:picLocks noChangeAspect="1" noChangeArrowheads="1"/>
+                    </pic:cNvPicPr>
+                  </pic:nvPicPr>
+                  <pic:blipFill>
+                    <a:blip r:embed="rId6" cstate="print">
+                      <a:extLst>
+                        <a:ext uri="{28A0092B-C50C-407E-A947-70E740481C1C}">
+                          <a14:useLocalDpi xmlns:a14="http://schemas.microsoft.com/office/drawing/2010/main" val="0"/>
+                        </a:ext>
+                      </a:extLst>
+                    </a:blip>
+                    <a:srcRect/>
+                    <a:stretch>
+                      <a:fillRect/>
+                    </a:stretch>
+                  </pic:blipFill>
+                  <pic:spPr bwMode="auto">
+                    <a:xfrm>
+                      <a:off x="0" y="0"/>
+                      <a:ext cx="3784941" cy="1444000"/>
+                    </a:xfrm>
+                    <a:prstGeom prst="rect">
+                      <a:avLst/>
+                    </a:prstGeom>
+                    <a:noFill/>
+                    <a:ln>
+                      <a:noFill/>
+                    </a:ln>
+                  </pic:spPr>
+                </pic:pic>
+              </a:graphicData>
+            </a:graphic>
+          </wp:inline>
+        </w:drawing>
       </w:r>
     </w:p>
     <w:sectPr>
